--- a/lab02-report.docx
+++ b/lab02-report.docx
@@ -2459,63 +2459,256 @@
           <w:rFonts w:ascii="Times New Roman" w:hAnsi="Times New Roman" w:cs="Times New Roman"/>
         </w:rPr>
       </w:pPr>
+    </w:p>
+    <w:p>
+      <w:pPr>
+        <w:rPr>
+          <w:rFonts w:ascii="Times New Roman" w:hAnsi="Times New Roman" w:cs="Times New Roman"/>
+          <w:b/>
+        </w:rPr>
+      </w:pPr>
+      <w:r>
+        <w:rPr>
+          <w:rFonts w:ascii="Times New Roman" w:hAnsi="Times New Roman" w:cs="Times New Roman"/>
+          <w:b/>
+        </w:rPr>
+        <w:t>Примечание по реализации HEALTHCHECK:</w:t>
+      </w:r>
+    </w:p>
+    <w:p>
+      <w:pPr>
+        <w:rPr>
+          <w:rFonts w:ascii="Times New Roman" w:hAnsi="Times New Roman" w:cs="Times New Roman"/>
+        </w:rPr>
+      </w:pPr>
+      <w:r>
+        <w:rPr>
+          <w:rFonts w:ascii="Times New Roman" w:hAnsi="Times New Roman" w:cs="Times New Roman"/>
+        </w:rPr>
+        <w:t xml:space="preserve">В связи с тем, что утилита </w:t>
+      </w:r>
+      <w:proofErr w:type="spellStart"/>
+      <w:r>
+        <w:rPr>
+          <w:rFonts w:ascii="Times New Roman" w:hAnsi="Times New Roman" w:cs="Times New Roman"/>
+        </w:rPr>
+        <w:t>wget</w:t>
+      </w:r>
+      <w:proofErr w:type="spellEnd"/>
+      <w:r>
+        <w:rPr>
+          <w:rFonts w:ascii="Times New Roman" w:hAnsi="Times New Roman" w:cs="Times New Roman"/>
+        </w:rPr>
+        <w:t xml:space="preserve"> в базовом образе </w:t>
+      </w:r>
+      <w:proofErr w:type="spellStart"/>
+      <w:r>
+        <w:rPr>
+          <w:rFonts w:ascii="Times New Roman" w:hAnsi="Times New Roman" w:cs="Times New Roman"/>
+        </w:rPr>
+        <w:t>Alpine</w:t>
+      </w:r>
+      <w:proofErr w:type="spellEnd"/>
+      <w:r>
+        <w:rPr>
+          <w:rFonts w:ascii="Times New Roman" w:hAnsi="Times New Roman" w:cs="Times New Roman"/>
+        </w:rPr>
+        <w:t xml:space="preserve"> при работе в режиме --</w:t>
+      </w:r>
+      <w:proofErr w:type="spellStart"/>
+      <w:r>
+        <w:rPr>
+          <w:rFonts w:ascii="Times New Roman" w:hAnsi="Times New Roman" w:cs="Times New Roman"/>
+        </w:rPr>
+        <w:t>read-only</w:t>
+      </w:r>
+      <w:proofErr w:type="spellEnd"/>
+      <w:r>
+        <w:rPr>
+          <w:rFonts w:ascii="Times New Roman" w:hAnsi="Times New Roman" w:cs="Times New Roman"/>
+        </w:rPr>
+        <w:t xml:space="preserve"> пытается сохранить временные файлы и завершается с ошибкой, проверка здоровья была переписана на использование встроенного </w:t>
+      </w:r>
+      <w:proofErr w:type="spellStart"/>
+      <w:r>
+        <w:rPr>
+          <w:rFonts w:ascii="Times New Roman" w:hAnsi="Times New Roman" w:cs="Times New Roman"/>
+        </w:rPr>
+        <w:t>Python</w:t>
+      </w:r>
+      <w:proofErr w:type="spellEnd"/>
+      <w:r>
+        <w:rPr>
+          <w:rFonts w:ascii="Times New Roman" w:hAnsi="Times New Roman" w:cs="Times New Roman"/>
+        </w:rPr>
+        <w:t xml:space="preserve"> (</w:t>
+      </w:r>
+      <w:proofErr w:type="spellStart"/>
+      <w:proofErr w:type="gramStart"/>
+      <w:r>
+        <w:rPr>
+          <w:rFonts w:ascii="Times New Roman" w:hAnsi="Times New Roman" w:cs="Times New Roman"/>
+        </w:rPr>
+        <w:t>urllib.request</w:t>
+      </w:r>
+      <w:proofErr w:type="spellEnd"/>
+      <w:proofErr w:type="gramEnd"/>
+      <w:r>
+        <w:rPr>
+          <w:rFonts w:ascii="Times New Roman" w:hAnsi="Times New Roman" w:cs="Times New Roman"/>
+        </w:rPr>
+        <w:t xml:space="preserve">). Это позволяет выполнять HTTP-запрос без записи на диск, что обеспечивает корректную работу HEALTHCHECK и статус </w:t>
+      </w:r>
+      <w:proofErr w:type="spellStart"/>
+      <w:r>
+        <w:rPr>
+          <w:rFonts w:ascii="Times New Roman" w:hAnsi="Times New Roman" w:cs="Times New Roman"/>
+        </w:rPr>
+        <w:t>healthy</w:t>
+      </w:r>
+      <w:proofErr w:type="spellEnd"/>
+      <w:r>
+        <w:rPr>
+          <w:rFonts w:ascii="Times New Roman" w:hAnsi="Times New Roman" w:cs="Times New Roman"/>
+        </w:rPr>
+        <w:t xml:space="preserve"> в защищенном режиме.</w:t>
+      </w:r>
+      <w:r>
+        <w:rPr>
+          <w:rFonts w:ascii="Times New Roman" w:hAnsi="Times New Roman" w:cs="Times New Roman"/>
+        </w:rPr>
+        <w:br/>
+      </w:r>
+      <w:r>
+        <w:rPr>
+          <w:rFonts w:ascii="Times New Roman" w:hAnsi="Times New Roman" w:cs="Times New Roman"/>
+        </w:rPr>
+        <w:br/>
+      </w:r>
+      <w:r>
+        <w:rPr>
+          <w:rFonts w:ascii="Times New Roman" w:hAnsi="Times New Roman" w:cs="Times New Roman"/>
+        </w:rPr>
+        <w:br/>
+      </w:r>
       <w:bookmarkStart w:id="0" w:name="_GoBack"/>
+      <w:r>
+        <w:rPr>
+          <w:rFonts w:ascii="Times New Roman" w:hAnsi="Times New Roman" w:cs="Times New Roman"/>
+          <w:b/>
+        </w:rPr>
+        <w:t xml:space="preserve">Доказательство выполнения требований к актуальной версии </w:t>
+      </w:r>
+      <w:proofErr w:type="spellStart"/>
+      <w:r>
+        <w:rPr>
+          <w:rFonts w:ascii="Times New Roman" w:hAnsi="Times New Roman" w:cs="Times New Roman"/>
+          <w:b/>
+        </w:rPr>
+        <w:t>production</w:t>
+      </w:r>
+      <w:proofErr w:type="spellEnd"/>
+      <w:r>
+        <w:rPr>
+          <w:rFonts w:ascii="Times New Roman" w:hAnsi="Times New Roman" w:cs="Times New Roman"/>
+          <w:b/>
+        </w:rPr>
+        <w:t>-образа:</w:t>
+      </w:r>
       <w:bookmarkEnd w:id="0"/>
     </w:p>
     <w:p>
       <w:pPr>
         <w:rPr>
           <w:rFonts w:ascii="Times New Roman" w:hAnsi="Times New Roman" w:cs="Times New Roman"/>
-          <w:b/>
-        </w:rPr>
-      </w:pPr>
-      <w:r>
-        <w:rPr>
-          <w:rFonts w:ascii="Times New Roman" w:hAnsi="Times New Roman" w:cs="Times New Roman"/>
-          <w:b/>
-        </w:rPr>
-        <w:t>Примечание по реализации HEALTHCHECK:</w:t>
-      </w:r>
-    </w:p>
-    <w:p>
-      <w:pPr>
-        <w:rPr>
-          <w:rFonts w:ascii="Times New Roman" w:hAnsi="Times New Roman" w:cs="Times New Roman"/>
-        </w:rPr>
-      </w:pPr>
-      <w:r>
-        <w:rPr>
-          <w:rFonts w:ascii="Times New Roman" w:hAnsi="Times New Roman" w:cs="Times New Roman"/>
-        </w:rPr>
-        <w:t xml:space="preserve">В связи с тем, что утилита </w:t>
-      </w:r>
-      <w:proofErr w:type="spellStart"/>
-      <w:r>
-        <w:rPr>
-          <w:rFonts w:ascii="Times New Roman" w:hAnsi="Times New Roman" w:cs="Times New Roman"/>
-        </w:rPr>
-        <w:t>wget</w:t>
-      </w:r>
-      <w:proofErr w:type="spellEnd"/>
-      <w:r>
-        <w:rPr>
-          <w:rFonts w:ascii="Times New Roman" w:hAnsi="Times New Roman" w:cs="Times New Roman"/>
-        </w:rPr>
-        <w:t xml:space="preserve"> в базовом образе </w:t>
-      </w:r>
-      <w:proofErr w:type="spellStart"/>
-      <w:r>
-        <w:rPr>
-          <w:rFonts w:ascii="Times New Roman" w:hAnsi="Times New Roman" w:cs="Times New Roman"/>
-        </w:rPr>
-        <w:t>Alpine</w:t>
-      </w:r>
-      <w:proofErr w:type="spellEnd"/>
-      <w:r>
-        <w:rPr>
-          <w:rFonts w:ascii="Times New Roman" w:hAnsi="Times New Roman" w:cs="Times New Roman"/>
-        </w:rPr>
-        <w:t xml:space="preserve"> при работе в режиме --</w:t>
+        </w:rPr>
+      </w:pPr>
+      <w:r>
+        <w:rPr>
+          <w:rFonts w:ascii="Times New Roman" w:hAnsi="Times New Roman" w:cs="Times New Roman"/>
+        </w:rPr>
+        <w:t>На данном скриншоте зафиксированы результаты проверок для финально</w:t>
+      </w:r>
+      <w:r>
+        <w:rPr>
+          <w:rFonts w:ascii="Times New Roman" w:hAnsi="Times New Roman" w:cs="Times New Roman"/>
+        </w:rPr>
+        <w:t>й версии образа (тег d1b43275):</w:t>
+      </w:r>
+    </w:p>
+    <w:p>
+      <w:pPr>
+        <w:rPr>
+          <w:rFonts w:ascii="Times New Roman" w:hAnsi="Times New Roman" w:cs="Times New Roman"/>
+        </w:rPr>
+      </w:pPr>
+      <w:r>
+        <w:rPr>
+          <w:rFonts w:ascii="Times New Roman" w:hAnsi="Times New Roman" w:cs="Times New Roman"/>
+        </w:rPr>
+        <w:t xml:space="preserve">Актуальный размер: Команда </w:t>
+      </w:r>
+      <w:proofErr w:type="spellStart"/>
+      <w:r>
+        <w:rPr>
+          <w:rFonts w:ascii="Times New Roman" w:hAnsi="Times New Roman" w:cs="Times New Roman"/>
+        </w:rPr>
+        <w:t>docker</w:t>
+      </w:r>
+      <w:proofErr w:type="spellEnd"/>
+      <w:r>
+        <w:rPr>
+          <w:rFonts w:ascii="Times New Roman" w:hAnsi="Times New Roman" w:cs="Times New Roman"/>
+        </w:rPr>
+        <w:t xml:space="preserve"> </w:t>
+      </w:r>
+      <w:proofErr w:type="spellStart"/>
+      <w:r>
+        <w:rPr>
+          <w:rFonts w:ascii="Times New Roman" w:hAnsi="Times New Roman" w:cs="Times New Roman"/>
+        </w:rPr>
+        <w:t>images</w:t>
+      </w:r>
+      <w:proofErr w:type="spellEnd"/>
+      <w:r>
+        <w:rPr>
+          <w:rFonts w:ascii="Times New Roman" w:hAnsi="Times New Roman" w:cs="Times New Roman"/>
+        </w:rPr>
+        <w:t xml:space="preserve"> подтверждает, что итоговый вес образа составляет 101 МБ (24.9 МБ в сжатом виде), что удовлетворяет требованию </w:t>
+      </w:r>
+      <w:proofErr w:type="gramStart"/>
+      <w:r>
+        <w:rPr>
+          <w:rFonts w:ascii="Times New Roman" w:hAnsi="Times New Roman" w:cs="Times New Roman"/>
+        </w:rPr>
+        <w:t>&lt; 150</w:t>
+      </w:r>
+      <w:proofErr w:type="gramEnd"/>
+      <w:r>
+        <w:rPr>
+          <w:rFonts w:ascii="Times New Roman" w:hAnsi="Times New Roman" w:cs="Times New Roman"/>
+        </w:rPr>
+        <w:t xml:space="preserve"> МБ.</w:t>
+      </w:r>
+    </w:p>
+    <w:p>
+      <w:pPr>
+        <w:rPr>
+          <w:rFonts w:ascii="Times New Roman" w:hAnsi="Times New Roman" w:cs="Times New Roman"/>
+        </w:rPr>
+      </w:pPr>
+    </w:p>
+    <w:p>
+      <w:pPr>
+        <w:rPr>
+          <w:rFonts w:ascii="Times New Roman" w:hAnsi="Times New Roman" w:cs="Times New Roman"/>
+        </w:rPr>
+      </w:pPr>
+      <w:r>
+        <w:rPr>
+          <w:rFonts w:ascii="Times New Roman" w:hAnsi="Times New Roman" w:cs="Times New Roman"/>
+        </w:rPr>
+        <w:t>Работа с --</w:t>
       </w:r>
       <w:proofErr w:type="spellStart"/>
       <w:r>
@@ -2529,7 +2722,223 @@
         <w:rPr>
           <w:rFonts w:ascii="Times New Roman" w:hAnsi="Times New Roman" w:cs="Times New Roman"/>
         </w:rPr>
-        <w:t xml:space="preserve"> пытается сохранить временные файлы и завершается с ошибкой, проверка здоровья была переписана на использование встроенного </w:t>
+        <w:t xml:space="preserve"> и ROCKET_SIZE: Контейнер успешно запущен с флагом --</w:t>
+      </w:r>
+      <w:proofErr w:type="spellStart"/>
+      <w:r>
+        <w:rPr>
+          <w:rFonts w:ascii="Times New Roman" w:hAnsi="Times New Roman" w:cs="Times New Roman"/>
+        </w:rPr>
+        <w:t>read-only</w:t>
+      </w:r>
+      <w:proofErr w:type="spellEnd"/>
+      <w:r>
+        <w:rPr>
+          <w:rFonts w:ascii="Times New Roman" w:hAnsi="Times New Roman" w:cs="Times New Roman"/>
+        </w:rPr>
+        <w:t>. Передача переменной -e ROCKET_SIZE=</w:t>
+      </w:r>
+      <w:proofErr w:type="spellStart"/>
+      <w:r>
+        <w:rPr>
+          <w:rFonts w:ascii="Times New Roman" w:hAnsi="Times New Roman" w:cs="Times New Roman"/>
+        </w:rPr>
+        <w:t>Huge</w:t>
+      </w:r>
+      <w:proofErr w:type="spellEnd"/>
+      <w:r>
+        <w:rPr>
+          <w:rFonts w:ascii="Times New Roman" w:hAnsi="Times New Roman" w:cs="Times New Roman"/>
+        </w:rPr>
+        <w:t xml:space="preserve"> привела к корректному ответу приложения: </w:t>
+      </w:r>
+      <w:proofErr w:type="spellStart"/>
+      <w:r>
+        <w:rPr>
+          <w:rFonts w:ascii="Times New Roman" w:hAnsi="Times New Roman" w:cs="Times New Roman"/>
+        </w:rPr>
+        <w:t>Hello</w:t>
+      </w:r>
+      <w:proofErr w:type="spellEnd"/>
+      <w:r>
+        <w:rPr>
+          <w:rFonts w:ascii="Times New Roman" w:hAnsi="Times New Roman" w:cs="Times New Roman"/>
+        </w:rPr>
+        <w:t xml:space="preserve"> </w:t>
+      </w:r>
+      <w:proofErr w:type="spellStart"/>
+      <w:r>
+        <w:rPr>
+          <w:rFonts w:ascii="Times New Roman" w:hAnsi="Times New Roman" w:cs="Times New Roman"/>
+        </w:rPr>
+        <w:t>from</w:t>
+      </w:r>
+      <w:proofErr w:type="spellEnd"/>
+      <w:r>
+        <w:rPr>
+          <w:rFonts w:ascii="Times New Roman" w:hAnsi="Times New Roman" w:cs="Times New Roman"/>
+        </w:rPr>
+        <w:t xml:space="preserve"> </w:t>
+      </w:r>
+      <w:proofErr w:type="spellStart"/>
+      <w:r>
+        <w:rPr>
+          <w:rFonts w:ascii="Times New Roman" w:hAnsi="Times New Roman" w:cs="Times New Roman"/>
+        </w:rPr>
+        <w:t>Docker</w:t>
+      </w:r>
+      <w:proofErr w:type="spellEnd"/>
+      <w:r>
+        <w:rPr>
+          <w:rFonts w:ascii="Times New Roman" w:hAnsi="Times New Roman" w:cs="Times New Roman"/>
+        </w:rPr>
+        <w:t xml:space="preserve">! </w:t>
+      </w:r>
+      <w:proofErr w:type="spellStart"/>
+      <w:r>
+        <w:rPr>
+          <w:rFonts w:ascii="Times New Roman" w:hAnsi="Times New Roman" w:cs="Times New Roman"/>
+        </w:rPr>
+        <w:t>Rocket</w:t>
+      </w:r>
+      <w:proofErr w:type="spellEnd"/>
+      <w:r>
+        <w:rPr>
+          <w:rFonts w:ascii="Times New Roman" w:hAnsi="Times New Roman" w:cs="Times New Roman"/>
+        </w:rPr>
+        <w:t>=</w:t>
+      </w:r>
+      <w:proofErr w:type="spellStart"/>
+      <w:r>
+        <w:rPr>
+          <w:rFonts w:ascii="Times New Roman" w:hAnsi="Times New Roman" w:cs="Times New Roman"/>
+        </w:rPr>
+        <w:t>Huge</w:t>
+      </w:r>
+      <w:proofErr w:type="spellEnd"/>
+      <w:r>
+        <w:rPr>
+          <w:rFonts w:ascii="Times New Roman" w:hAnsi="Times New Roman" w:cs="Times New Roman"/>
+        </w:rPr>
+        <w:t xml:space="preserve"> (без </w:t>
+      </w:r>
+      <w:proofErr w:type="spellStart"/>
+      <w:r>
+        <w:rPr>
+          <w:rFonts w:ascii="Times New Roman" w:hAnsi="Times New Roman" w:cs="Times New Roman"/>
+        </w:rPr>
+        <w:t>пересборки</w:t>
+      </w:r>
+      <w:proofErr w:type="spellEnd"/>
+      <w:r>
+        <w:rPr>
+          <w:rFonts w:ascii="Times New Roman" w:hAnsi="Times New Roman" w:cs="Times New Roman"/>
+        </w:rPr>
+        <w:t xml:space="preserve"> образа).</w:t>
+      </w:r>
+    </w:p>
+    <w:p>
+      <w:pPr>
+        <w:rPr>
+          <w:rFonts w:ascii="Times New Roman" w:hAnsi="Times New Roman" w:cs="Times New Roman"/>
+        </w:rPr>
+      </w:pPr>
+    </w:p>
+    <w:p>
+      <w:pPr>
+        <w:rPr>
+          <w:rFonts w:ascii="Times New Roman" w:hAnsi="Times New Roman" w:cs="Times New Roman"/>
+        </w:rPr>
+      </w:pPr>
+      <w:r>
+        <w:rPr>
+          <w:rFonts w:ascii="Times New Roman" w:hAnsi="Times New Roman" w:cs="Times New Roman"/>
+        </w:rPr>
+        <w:t xml:space="preserve">Работа HEALTHCHECK: </w:t>
+      </w:r>
+      <w:proofErr w:type="gramStart"/>
+      <w:r>
+        <w:rPr>
+          <w:rFonts w:ascii="Times New Roman" w:hAnsi="Times New Roman" w:cs="Times New Roman"/>
+        </w:rPr>
+        <w:t>В</w:t>
+      </w:r>
+      <w:proofErr w:type="gramEnd"/>
+      <w:r>
+        <w:rPr>
+          <w:rFonts w:ascii="Times New Roman" w:hAnsi="Times New Roman" w:cs="Times New Roman"/>
+        </w:rPr>
+        <w:t xml:space="preserve"> выводе </w:t>
+      </w:r>
+      <w:proofErr w:type="spellStart"/>
+      <w:r>
+        <w:rPr>
+          <w:rFonts w:ascii="Times New Roman" w:hAnsi="Times New Roman" w:cs="Times New Roman"/>
+        </w:rPr>
+        <w:t>docker</w:t>
+      </w:r>
+      <w:proofErr w:type="spellEnd"/>
+      <w:r>
+        <w:rPr>
+          <w:rFonts w:ascii="Times New Roman" w:hAnsi="Times New Roman" w:cs="Times New Roman"/>
+        </w:rPr>
+        <w:t xml:space="preserve"> </w:t>
+      </w:r>
+      <w:proofErr w:type="spellStart"/>
+      <w:r>
+        <w:rPr>
+          <w:rFonts w:ascii="Times New Roman" w:hAnsi="Times New Roman" w:cs="Times New Roman"/>
+        </w:rPr>
+        <w:t>ps</w:t>
+      </w:r>
+      <w:proofErr w:type="spellEnd"/>
+      <w:r>
+        <w:rPr>
+          <w:rFonts w:ascii="Times New Roman" w:hAnsi="Times New Roman" w:cs="Times New Roman"/>
+        </w:rPr>
+        <w:t xml:space="preserve"> виден статус контейнера </w:t>
+      </w:r>
+      <w:proofErr w:type="spellStart"/>
+      <w:r>
+        <w:rPr>
+          <w:rFonts w:ascii="Times New Roman" w:hAnsi="Times New Roman" w:cs="Times New Roman"/>
+        </w:rPr>
+        <w:t>Up</w:t>
+      </w:r>
+      <w:proofErr w:type="spellEnd"/>
+      <w:r>
+        <w:rPr>
+          <w:rFonts w:ascii="Times New Roman" w:hAnsi="Times New Roman" w:cs="Times New Roman"/>
+        </w:rPr>
+        <w:t xml:space="preserve"> 45 </w:t>
+      </w:r>
+      <w:proofErr w:type="spellStart"/>
+      <w:r>
+        <w:rPr>
+          <w:rFonts w:ascii="Times New Roman" w:hAnsi="Times New Roman" w:cs="Times New Roman"/>
+        </w:rPr>
+        <w:t>seconds</w:t>
+      </w:r>
+      <w:proofErr w:type="spellEnd"/>
+      <w:r>
+        <w:rPr>
+          <w:rFonts w:ascii="Times New Roman" w:hAnsi="Times New Roman" w:cs="Times New Roman"/>
+        </w:rPr>
+        <w:t xml:space="preserve"> (</w:t>
+      </w:r>
+      <w:proofErr w:type="spellStart"/>
+      <w:r>
+        <w:rPr>
+          <w:rFonts w:ascii="Times New Roman" w:hAnsi="Times New Roman" w:cs="Times New Roman"/>
+        </w:rPr>
+        <w:t>healthy</w:t>
+      </w:r>
+      <w:proofErr w:type="spellEnd"/>
+      <w:r>
+        <w:rPr>
+          <w:rFonts w:ascii="Times New Roman" w:hAnsi="Times New Roman" w:cs="Times New Roman"/>
+        </w:rPr>
+        <w:t xml:space="preserve">), что доказывает успешную работу проверки здоровья (переписанной на </w:t>
       </w:r>
       <w:proofErr w:type="spellStart"/>
       <w:r>
@@ -2543,37 +2952,205 @@
         <w:rPr>
           <w:rFonts w:ascii="Times New Roman" w:hAnsi="Times New Roman" w:cs="Times New Roman"/>
         </w:rPr>
-        <w:t xml:space="preserve"> (</w:t>
-      </w:r>
-      <w:proofErr w:type="spellStart"/>
-      <w:proofErr w:type="gramStart"/>
-      <w:r>
-        <w:rPr>
-          <w:rFonts w:ascii="Times New Roman" w:hAnsi="Times New Roman" w:cs="Times New Roman"/>
-        </w:rPr>
-        <w:t>urllib.request</w:t>
-      </w:r>
-      <w:proofErr w:type="spellEnd"/>
-      <w:proofErr w:type="gramEnd"/>
-      <w:r>
-        <w:rPr>
-          <w:rFonts w:ascii="Times New Roman" w:hAnsi="Times New Roman" w:cs="Times New Roman"/>
-        </w:rPr>
-        <w:t xml:space="preserve">). Это позволяет выполнять HTTP-запрос без записи на диск, что обеспечивает корректную работу HEALTHCHECK и статус </w:t>
-      </w:r>
-      <w:proofErr w:type="spellStart"/>
-      <w:r>
-        <w:rPr>
-          <w:rFonts w:ascii="Times New Roman" w:hAnsi="Times New Roman" w:cs="Times New Roman"/>
-        </w:rPr>
-        <w:t>healthy</w:t>
-      </w:r>
-      <w:proofErr w:type="spellEnd"/>
-      <w:r>
-        <w:rPr>
-          <w:rFonts w:ascii="Times New Roman" w:hAnsi="Times New Roman" w:cs="Times New Roman"/>
-        </w:rPr>
-        <w:t xml:space="preserve"> в защищенном режиме.</w:t>
+        <w:t xml:space="preserve"> для работы в </w:t>
+      </w:r>
+      <w:proofErr w:type="spellStart"/>
+      <w:r>
+        <w:rPr>
+          <w:rFonts w:ascii="Times New Roman" w:hAnsi="Times New Roman" w:cs="Times New Roman"/>
+        </w:rPr>
+        <w:t>read-only</w:t>
+      </w:r>
+      <w:proofErr w:type="spellEnd"/>
+      <w:r>
+        <w:rPr>
+          <w:rFonts w:ascii="Times New Roman" w:hAnsi="Times New Roman" w:cs="Times New Roman"/>
+        </w:rPr>
+        <w:t>).</w:t>
+      </w:r>
+    </w:p>
+    <w:p>
+      <w:pPr>
+        <w:rPr>
+          <w:rFonts w:ascii="Times New Roman" w:hAnsi="Times New Roman" w:cs="Times New Roman"/>
+        </w:rPr>
+      </w:pPr>
+    </w:p>
+    <w:p>
+      <w:pPr>
+        <w:rPr>
+          <w:rFonts w:ascii="Times New Roman" w:hAnsi="Times New Roman" w:cs="Times New Roman"/>
+        </w:rPr>
+      </w:pPr>
+      <w:r>
+        <w:rPr>
+          <w:rFonts w:ascii="Times New Roman" w:hAnsi="Times New Roman" w:cs="Times New Roman"/>
+        </w:rPr>
+        <w:t xml:space="preserve">Корректная остановка по SIGTERM: При нажатии </w:t>
+      </w:r>
+      <w:proofErr w:type="spellStart"/>
+      <w:r>
+        <w:rPr>
+          <w:rFonts w:ascii="Times New Roman" w:hAnsi="Times New Roman" w:cs="Times New Roman"/>
+        </w:rPr>
+        <w:t>Ctrl+C</w:t>
+      </w:r>
+      <w:proofErr w:type="spellEnd"/>
+      <w:r>
+        <w:rPr>
+          <w:rFonts w:ascii="Times New Roman" w:hAnsi="Times New Roman" w:cs="Times New Roman"/>
+        </w:rPr>
+        <w:t xml:space="preserve"> в логах видно плавное завершение работы (</w:t>
+      </w:r>
+      <w:proofErr w:type="spellStart"/>
+      <w:r>
+        <w:rPr>
+          <w:rFonts w:ascii="Times New Roman" w:hAnsi="Times New Roman" w:cs="Times New Roman"/>
+        </w:rPr>
+        <w:t>Handling</w:t>
+      </w:r>
+      <w:proofErr w:type="spellEnd"/>
+      <w:r>
+        <w:rPr>
+          <w:rFonts w:ascii="Times New Roman" w:hAnsi="Times New Roman" w:cs="Times New Roman"/>
+        </w:rPr>
+        <w:t xml:space="preserve"> </w:t>
+      </w:r>
+      <w:proofErr w:type="spellStart"/>
+      <w:r>
+        <w:rPr>
+          <w:rFonts w:ascii="Times New Roman" w:hAnsi="Times New Roman" w:cs="Times New Roman"/>
+        </w:rPr>
+        <w:t>signal</w:t>
+      </w:r>
+      <w:proofErr w:type="spellEnd"/>
+      <w:r>
+        <w:rPr>
+          <w:rFonts w:ascii="Times New Roman" w:hAnsi="Times New Roman" w:cs="Times New Roman"/>
+        </w:rPr>
+        <w:t xml:space="preserve">: </w:t>
+      </w:r>
+      <w:proofErr w:type="spellStart"/>
+      <w:r>
+        <w:rPr>
+          <w:rFonts w:ascii="Times New Roman" w:hAnsi="Times New Roman" w:cs="Times New Roman"/>
+        </w:rPr>
+        <w:t>term</w:t>
+      </w:r>
+      <w:proofErr w:type="spellEnd"/>
+      <w:r>
+        <w:rPr>
+          <w:rFonts w:ascii="Times New Roman" w:hAnsi="Times New Roman" w:cs="Times New Roman"/>
+        </w:rPr>
+        <w:t xml:space="preserve">, </w:t>
+      </w:r>
+      <w:proofErr w:type="spellStart"/>
+      <w:r>
+        <w:rPr>
+          <w:rFonts w:ascii="Times New Roman" w:hAnsi="Times New Roman" w:cs="Times New Roman"/>
+        </w:rPr>
+        <w:t>Shutting</w:t>
+      </w:r>
+      <w:proofErr w:type="spellEnd"/>
+      <w:r>
+        <w:rPr>
+          <w:rFonts w:ascii="Times New Roman" w:hAnsi="Times New Roman" w:cs="Times New Roman"/>
+        </w:rPr>
+        <w:t xml:space="preserve"> </w:t>
+      </w:r>
+      <w:proofErr w:type="spellStart"/>
+      <w:r>
+        <w:rPr>
+          <w:rFonts w:ascii="Times New Roman" w:hAnsi="Times New Roman" w:cs="Times New Roman"/>
+        </w:rPr>
+        <w:t>down</w:t>
+      </w:r>
+      <w:proofErr w:type="spellEnd"/>
+      <w:r>
+        <w:rPr>
+          <w:rFonts w:ascii="Times New Roman" w:hAnsi="Times New Roman" w:cs="Times New Roman"/>
+        </w:rPr>
+        <w:t xml:space="preserve">: </w:t>
+      </w:r>
+      <w:proofErr w:type="spellStart"/>
+      <w:r>
+        <w:rPr>
+          <w:rFonts w:ascii="Times New Roman" w:hAnsi="Times New Roman" w:cs="Times New Roman"/>
+        </w:rPr>
+        <w:t>Master</w:t>
+      </w:r>
+      <w:proofErr w:type="spellEnd"/>
+      <w:r>
+        <w:rPr>
+          <w:rFonts w:ascii="Times New Roman" w:hAnsi="Times New Roman" w:cs="Times New Roman"/>
+        </w:rPr>
+        <w:t xml:space="preserve">), что подтверждает </w:t>
+      </w:r>
+      <w:proofErr w:type="spellStart"/>
+      <w:r>
+        <w:rPr>
+          <w:rFonts w:ascii="Times New Roman" w:hAnsi="Times New Roman" w:cs="Times New Roman"/>
+        </w:rPr>
+        <w:t>production-ready</w:t>
+      </w:r>
+      <w:proofErr w:type="spellEnd"/>
+      <w:r>
+        <w:rPr>
+          <w:rFonts w:ascii="Times New Roman" w:hAnsi="Times New Roman" w:cs="Times New Roman"/>
+        </w:rPr>
+        <w:t xml:space="preserve"> обработку сигналов.</w:t>
+      </w:r>
+      <w:r>
+        <w:rPr>
+          <w:rFonts w:ascii="Times New Roman" w:hAnsi="Times New Roman" w:cs="Times New Roman"/>
+        </w:rPr>
+        <w:br/>
+      </w:r>
+      <w:r>
+        <w:rPr>
+          <w:rFonts w:ascii="Times New Roman" w:hAnsi="Times New Roman" w:cs="Times New Roman"/>
+        </w:rPr>
+        <w:br/>
+      </w:r>
+      <w:r>
+        <w:rPr>
+          <w:rFonts w:ascii="Times New Roman" w:hAnsi="Times New Roman" w:cs="Times New Roman"/>
+        </w:rPr>
+        <w:drawing>
+          <wp:inline distT="0" distB="0" distL="0" distR="0" wp14:anchorId="4C67ECCB" wp14:editId="0D1750AD">
+            <wp:extent cx="5940425" cy="1346200"/>
+            <wp:effectExtent l="0" t="0" r="3175" b="6350"/>
+            <wp:docPr id="1" name="Рисунок 1"/>
+            <wp:cNvGraphicFramePr>
+              <a:graphicFrameLocks xmlns:a="http://schemas.openxmlformats.org/drawingml/2006/main" noChangeAspect="1"/>
+            </wp:cNvGraphicFramePr>
+            <a:graphic xmlns:a="http://schemas.openxmlformats.org/drawingml/2006/main">
+              <a:graphicData uri="http://schemas.openxmlformats.org/drawingml/2006/picture">
+                <pic:pic xmlns:pic="http://schemas.openxmlformats.org/drawingml/2006/picture">
+                  <pic:nvPicPr>
+                    <pic:cNvPr id="1" name=""/>
+                    <pic:cNvPicPr/>
+                  </pic:nvPicPr>
+                  <pic:blipFill>
+                    <a:blip r:embed="rId5"/>
+                    <a:stretch>
+                      <a:fillRect/>
+                    </a:stretch>
+                  </pic:blipFill>
+                  <pic:spPr>
+                    <a:xfrm>
+                      <a:off x="0" y="0"/>
+                      <a:ext cx="5940425" cy="1346200"/>
+                    </a:xfrm>
+                    <a:prstGeom prst="rect">
+                      <a:avLst/>
+                    </a:prstGeom>
+                  </pic:spPr>
+                </pic:pic>
+              </a:graphicData>
+            </a:graphic>
+          </wp:inline>
+        </w:drawing>
       </w:r>
     </w:p>
     <w:p>
